--- a/barlow/finesst_final_v2/OSDMP_reworked.docx
+++ b/barlow/finesst_final_v2/OSDMP_reworked.docx
@@ -135,7 +135,7 @@
               <w:rPr>
                 <w:sz w:val="18"/>
               </w:rPr>
-              <w:t>lidar</w:t>
+              <w:t>LiDAR</w:t>
             </w:r>
             <w:proofErr w:type="spellEnd"/>
             <w:r>
@@ -210,7 +210,7 @@
               <w:rPr>
                 <w:sz w:val="18"/>
               </w:rPr>
-              <w:t>lidar</w:t>
+              <w:t>LiDAR</w:t>
             </w:r>
             <w:proofErr w:type="spellEnd"/>
             <w:r>

--- a/barlow/finesst_final_v2/OSDMP_reworked.docx
+++ b/barlow/finesst_final_v2/OSDMP_reworked.docx
@@ -56,22 +56,12 @@
             <w:pPr>
               <w:spacing w:after="20"/>
             </w:pPr>
-            <w:commentRangeStart w:id="0"/>
             <w:r>
               <w:rPr>
                 <w:b/>
                 <w:sz w:val="18"/>
               </w:rPr>
               <w:t>Input</w:t>
-            </w:r>
-            <w:commentRangeEnd w:id="0"/>
-            <w:r>
-              <w:rPr>
-                <w:rStyle w:val="CommentReference"/>
-                <w:sz w:val="21"/>
-                <w:szCs w:val="24"/>
-              </w:rPr>
-              <w:commentReference w:id="0"/>
             </w:r>
           </w:p>
         </w:tc>
@@ -511,12 +501,6 @@
               <w:rPr>
                 <w:rFonts w:cs="Times New Roman"/>
                 <w:sz w:val="15"/>
-                <w:rPrChange w:id="2" w:author="Microsoft account" w:date="2026-07-11T10:41:00Z">
-                  <w:rPr>
-                    <w:rFonts w:ascii="Consolas" w:hAnsi="Consolas"/>
-                    <w:sz w:val="15"/>
-                  </w:rPr>
-                </w:rPrChange>
               </w:rPr>
               <w:t>knb</w:t>
             </w:r>
@@ -525,12 +509,6 @@
               <w:rPr>
                 <w:rFonts w:cs="Times New Roman"/>
                 <w:sz w:val="15"/>
-                <w:rPrChange w:id="3" w:author="Microsoft account" w:date="2026-07-11T10:41:00Z">
-                  <w:rPr>
-                    <w:rFonts w:ascii="Consolas" w:hAnsi="Consolas"/>
-                    <w:sz w:val="15"/>
-                  </w:rPr>
-                </w:rPrChange>
               </w:rPr>
               <w:t>-</w:t>
             </w:r>
@@ -539,12 +517,6 @@
               <w:rPr>
                 <w:rFonts w:cs="Times New Roman"/>
                 <w:sz w:val="15"/>
-                <w:rPrChange w:id="4" w:author="Microsoft account" w:date="2026-07-11T10:41:00Z">
-                  <w:rPr>
-                    <w:rFonts w:ascii="Consolas" w:hAnsi="Consolas"/>
-                    <w:sz w:val="15"/>
-                  </w:rPr>
-                </w:rPrChange>
               </w:rPr>
               <w:t>lter</w:t>
             </w:r>
@@ -553,12 +525,6 @@
               <w:rPr>
                 <w:rFonts w:cs="Times New Roman"/>
                 <w:sz w:val="15"/>
-                <w:rPrChange w:id="5" w:author="Microsoft account" w:date="2026-07-11T10:41:00Z">
-                  <w:rPr>
-                    <w:rFonts w:ascii="Consolas" w:hAnsi="Consolas"/>
-                    <w:sz w:val="15"/>
-                  </w:rPr>
-                </w:rPrChange>
               </w:rPr>
               <w:t>-mcm</w:t>
             </w:r>
@@ -1578,33 +1544,11 @@
 </file>
 
 <file path=word/comments.xml><?xml version="1.0" encoding="utf-8"?>
-<w:comments xmlns:wpc="http://schemas.microsoft.com/office/word/2010/wordprocessingCanvas" xmlns:mc="http://schemas.openxmlformats.org/markup-compatibility/2006" xmlns:o="urn:schemas-microsoft-com:office:office" xmlns:r="http://schemas.openxmlformats.org/officeDocument/2006/relationships" xmlns:m="http://schemas.openxmlformats.org/officeDocument/2006/math" xmlns:v="urn:schemas-microsoft-com:vml" xmlns:wp14="http://schemas.microsoft.com/office/word/2010/wordprocessingDrawing" xmlns:wp="http://schemas.openxmlformats.org/drawingml/2006/wordprocessingDrawing" xmlns:w10="urn:schemas-microsoft-com:office:word" xmlns:w="http://schemas.openxmlformats.org/wordprocessingml/2006/main" xmlns:w14="http://schemas.microsoft.com/office/word/2010/wordml" xmlns:w15="http://schemas.microsoft.com/office/word/2012/wordml" xmlns:wpg="http://schemas.microsoft.com/office/word/2010/wordprocessingGroup" xmlns:wpi="http://schemas.microsoft.com/office/word/2010/wordprocessingInk" xmlns:wne="http://schemas.microsoft.com/office/word/2006/wordml" xmlns:wps="http://schemas.microsoft.com/office/word/2010/wordprocessingShape" mc:Ignorable="w14 w15 wp14">
-  <w:comment w:id="0" w:author="Craig Glennie" w:date="2026-07-11T08:19:00Z" w:initials="CG">
-    <w:p>
-      <w:bookmarkStart w:id="1" w:name="_GoBack"/>
-      <w:bookmarkEnd w:id="1"/>
-      <w:r>
-        <w:rPr>
-          <w:rStyle w:val="CommentReference"/>
-        </w:rPr>
-        <w:annotationRef/>
-      </w:r>
-      <w:r>
-        <w:rPr>
-          <w:sz w:val="20"/>
-          <w:szCs w:val="20"/>
-        </w:rPr>
-        <w:t>As I think I mentioned in your paper review, you have to use NASA space products, otherwise the proposal won't stand a chance.</w:t>
-      </w:r>
-    </w:p>
-  </w:comment>
-</w:comments>
+<w:comments xmlns:wpc="http://schemas.microsoft.com/office/word/2010/wordprocessingCanvas" xmlns:mc="http://schemas.openxmlformats.org/markup-compatibility/2006" xmlns:o="urn:schemas-microsoft-com:office:office" xmlns:r="http://schemas.openxmlformats.org/officeDocument/2006/relationships" xmlns:m="http://schemas.openxmlformats.org/officeDocument/2006/math" xmlns:v="urn:schemas-microsoft-com:vml" xmlns:wp14="http://schemas.microsoft.com/office/word/2010/wordprocessingDrawing" xmlns:wp="http://schemas.openxmlformats.org/drawingml/2006/wordprocessingDrawing" xmlns:w10="urn:schemas-microsoft-com:office:word" xmlns:w="http://schemas.openxmlformats.org/wordprocessingml/2006/main" xmlns:w14="http://schemas.microsoft.com/office/word/2010/wordml" xmlns:w15="http://schemas.microsoft.com/office/word/2012/wordml" xmlns:wpg="http://schemas.microsoft.com/office/word/2010/wordprocessingGroup" xmlns:wpi="http://schemas.microsoft.com/office/word/2010/wordprocessingInk" xmlns:wne="http://schemas.microsoft.com/office/word/2006/wordml" xmlns:wps="http://schemas.microsoft.com/office/word/2010/wordprocessingShape" mc:Ignorable="w14 w15 wp14"/>
 </file>
 
 <file path=word/commentsExtended.xml><?xml version="1.0" encoding="utf-8"?>
-<w15:commentsEx xmlns:wpc="http://schemas.microsoft.com/office/word/2010/wordprocessingCanvas" xmlns:mc="http://schemas.openxmlformats.org/markup-compatibility/2006" xmlns:o="urn:schemas-microsoft-com:office:office" xmlns:r="http://schemas.openxmlformats.org/officeDocument/2006/relationships" xmlns:m="http://schemas.openxmlformats.org/officeDocument/2006/math" xmlns:v="urn:schemas-microsoft-com:vml" xmlns:wp14="http://schemas.microsoft.com/office/word/2010/wordprocessingDrawing" xmlns:wp="http://schemas.openxmlformats.org/drawingml/2006/wordprocessingDrawing" xmlns:w10="urn:schemas-microsoft-com:office:word" xmlns:w="http://schemas.openxmlformats.org/wordprocessingml/2006/main" xmlns:w14="http://schemas.microsoft.com/office/word/2010/wordml" xmlns:w15="http://schemas.microsoft.com/office/word/2012/wordml" xmlns:wpg="http://schemas.microsoft.com/office/word/2010/wordprocessingGroup" xmlns:wpi="http://schemas.microsoft.com/office/word/2010/wordprocessingInk" xmlns:wne="http://schemas.microsoft.com/office/word/2006/wordml" xmlns:wps="http://schemas.microsoft.com/office/word/2010/wordprocessingShape" mc:Ignorable="w14 w15 wp14">
-  <w15:commentEx w15:paraId="63159CEA" w15:done="0"/>
-</w15:commentsEx>
+<w15:commentsEx xmlns:wpc="http://schemas.microsoft.com/office/word/2010/wordprocessingCanvas" xmlns:mc="http://schemas.openxmlformats.org/markup-compatibility/2006" xmlns:o="urn:schemas-microsoft-com:office:office" xmlns:r="http://schemas.openxmlformats.org/officeDocument/2006/relationships" xmlns:m="http://schemas.openxmlformats.org/officeDocument/2006/math" xmlns:v="urn:schemas-microsoft-com:vml" xmlns:wp14="http://schemas.microsoft.com/office/word/2010/wordprocessingDrawing" xmlns:wp="http://schemas.openxmlformats.org/drawingml/2006/wordprocessingDrawing" xmlns:w10="urn:schemas-microsoft-com:office:word" xmlns:w="http://schemas.openxmlformats.org/wordprocessingml/2006/main" xmlns:w14="http://schemas.microsoft.com/office/word/2010/wordml" xmlns:w15="http://schemas.microsoft.com/office/word/2012/wordml" xmlns:wpg="http://schemas.microsoft.com/office/word/2010/wordprocessingGroup" xmlns:wpi="http://schemas.microsoft.com/office/word/2010/wordprocessingInk" xmlns:wne="http://schemas.microsoft.com/office/word/2006/wordml" xmlns:wps="http://schemas.microsoft.com/office/word/2010/wordprocessingShape" mc:Ignorable="w14 w15 wp14"/>
 </file>
 
 <file path=word/commentsExtensible.xml><?xml version="1.0" encoding="utf-8"?>
@@ -1614,9 +1558,7 @@
 </file>
 
 <file path=word/commentsIds.xml><?xml version="1.0" encoding="utf-8"?>
-<w16cid:commentsIds xmlns:wpc="http://schemas.microsoft.com/office/word/2010/wordprocessingCanvas" xmlns:cx="http://schemas.microsoft.com/office/drawing/2014/chartex" xmlns:cx1="http://schemas.microsoft.com/office/drawing/2015/9/8/chartex" xmlns:cx2="http://schemas.microsoft.com/office/drawing/2015/10/21/chartex" xmlns:cx3="http://schemas.microsoft.com/office/drawing/2016/5/9/chartex" xmlns:cx4="http://schemas.microsoft.com/office/drawing/2016/5/10/chartex" xmlns:cx5="http://schemas.microsoft.com/office/drawing/2016/5/11/chartex" xmlns:cx6="http://schemas.microsoft.com/office/drawing/2016/5/12/chartex" xmlns:cx7="http://schemas.microsoft.com/office/drawing/2016/5/13/chartex" xmlns:cx8="http://schemas.microsoft.com/office/drawing/2016/5/14/chartex" xmlns:mc="http://schemas.openxmlformats.org/markup-compatibility/2006" xmlns:aink="http://schemas.microsoft.com/office/drawing/2016/ink" xmlns:am3d="http://schemas.microsoft.com/office/drawing/2017/model3d" xmlns:o="urn:schemas-microsoft-com:office:office" xmlns:oel="http://schemas.microsoft.com/office/2019/extlst" xmlns:r="http://schemas.openxmlformats.org/officeDocument/2006/relationships" xmlns:m="http://schemas.openxmlformats.org/officeDocument/2006/math" xmlns:v="urn:schemas-microsoft-com:vml" xmlns:wp14="http://schemas.microsoft.com/office/word/2010/wordprocessingDrawing" xmlns:wp="http://schemas.openxmlformats.org/drawingml/2006/wordprocessingDrawing" xmlns:w10="urn:schemas-microsoft-com:office:word" xmlns:w="http://schemas.openxmlformats.org/wordprocessingml/2006/main" xmlns:w14="http://schemas.microsoft.com/office/word/2010/wordml" xmlns:w15="http://schemas.microsoft.com/office/word/2012/wordml" xmlns:w16cex="http://schemas.microsoft.com/office/word/2018/wordml/cex" xmlns:w16cid="http://schemas.microsoft.com/office/word/2016/wordml/cid" xmlns:w16="http://schemas.microsoft.com/office/word/2018/wordml" xmlns:w16du="http://schemas.microsoft.com/office/word/2023/wordml/word16du" xmlns:w16sdtdh="http://schemas.microsoft.com/office/word/2020/wordml/sdtdatahash" xmlns:w16sdtfl="http://schemas.microsoft.com/office/word/2024/wordml/sdtformatlock" xmlns:w16se="http://schemas.microsoft.com/office/word/2015/wordml/symex" xmlns:wpg="http://schemas.microsoft.com/office/word/2010/wordprocessingGroup" xmlns:wpi="http://schemas.microsoft.com/office/word/2010/wordprocessingInk" xmlns:wne="http://schemas.microsoft.com/office/word/2006/wordml" xmlns:wps="http://schemas.microsoft.com/office/word/2010/wordprocessingShape" mc:Ignorable="w14 w15 w16se w16cid w16 w16cex w16sdtdh w16sdtfl w16du wp14">
-  <w16cid:commentId w16cid:paraId="63159CEA" w16cid:durableId="4E67BE4A"/>
-</w16cid:commentsIds>
+<w16cid:commentsIds xmlns:wpc="http://schemas.microsoft.com/office/word/2010/wordprocessingCanvas" xmlns:cx="http://schemas.microsoft.com/office/drawing/2014/chartex" xmlns:cx1="http://schemas.microsoft.com/office/drawing/2015/9/8/chartex" xmlns:cx2="http://schemas.microsoft.com/office/drawing/2015/10/21/chartex" xmlns:cx3="http://schemas.microsoft.com/office/drawing/2016/5/9/chartex" xmlns:cx4="http://schemas.microsoft.com/office/drawing/2016/5/10/chartex" xmlns:cx5="http://schemas.microsoft.com/office/drawing/2016/5/11/chartex" xmlns:cx6="http://schemas.microsoft.com/office/drawing/2016/5/12/chartex" xmlns:cx7="http://schemas.microsoft.com/office/drawing/2016/5/13/chartex" xmlns:cx8="http://schemas.microsoft.com/office/drawing/2016/5/14/chartex" xmlns:mc="http://schemas.openxmlformats.org/markup-compatibility/2006" xmlns:aink="http://schemas.microsoft.com/office/drawing/2016/ink" xmlns:am3d="http://schemas.microsoft.com/office/drawing/2017/model3d" xmlns:o="urn:schemas-microsoft-com:office:office" xmlns:oel="http://schemas.microsoft.com/office/2019/extlst" xmlns:r="http://schemas.openxmlformats.org/officeDocument/2006/relationships" xmlns:m="http://schemas.openxmlformats.org/officeDocument/2006/math" xmlns:v="urn:schemas-microsoft-com:vml" xmlns:wp14="http://schemas.microsoft.com/office/word/2010/wordprocessingDrawing" xmlns:wp="http://schemas.openxmlformats.org/drawingml/2006/wordprocessingDrawing" xmlns:w10="urn:schemas-microsoft-com:office:word" xmlns:w="http://schemas.openxmlformats.org/wordprocessingml/2006/main" xmlns:w14="http://schemas.microsoft.com/office/word/2010/wordml" xmlns:w15="http://schemas.microsoft.com/office/word/2012/wordml" xmlns:w16cex="http://schemas.microsoft.com/office/word/2018/wordml/cex" xmlns:w16cid="http://schemas.microsoft.com/office/word/2016/wordml/cid" xmlns:w16="http://schemas.microsoft.com/office/word/2018/wordml" xmlns:w16du="http://schemas.microsoft.com/office/word/2023/wordml/word16du" xmlns:w16sdtdh="http://schemas.microsoft.com/office/word/2020/wordml/sdtdatahash" xmlns:w16sdtfl="http://schemas.microsoft.com/office/word/2024/wordml/sdtformatlock" xmlns:w16se="http://schemas.microsoft.com/office/word/2015/wordml/symex" xmlns:wpg="http://schemas.microsoft.com/office/word/2010/wordprocessingGroup" xmlns:wpi="http://schemas.microsoft.com/office/word/2010/wordprocessingInk" xmlns:wne="http://schemas.microsoft.com/office/word/2006/wordml" xmlns:wps="http://schemas.microsoft.com/office/word/2010/wordprocessingShape" mc:Ignorable="w14 w15 w16se w16cid w16 w16cex w16sdtdh w16sdtfl w16du wp14"/>
 </file>
 
 <file path=word/endnotes.xml><?xml version="1.0" encoding="utf-8"?>

--- a/barlow/finesst_final_v2/OSDMP_reworked.docx
+++ b/barlow/finesst_final_v2/OSDMP_reworked.docx
@@ -125,7 +125,7 @@
               <w:rPr>
                 <w:sz w:val="18"/>
               </w:rPr>
-              <w:t>LiDAR</w:t>
+              <w:t>lidar</w:t>
             </w:r>
             <w:proofErr w:type="spellEnd"/>
             <w:r>
@@ -200,7 +200,7 @@
               <w:rPr>
                 <w:sz w:val="18"/>
               </w:rPr>
-              <w:t>LiDAR</w:t>
+              <w:t>lidar</w:t>
             </w:r>
             <w:proofErr w:type="spellEnd"/>
             <w:r>
